--- a/reports/四川生物医药产业集团创新事业部政策信息简报_20260822.docx
+++ b/reports/四川生物医药产业集团创新事业部政策信息简报_20260822.docx
@@ -357,7 +357,7 @@
                 <w:color w:val="000000"/>
                 <w:sz w:val="24"/>
               </w:rPr>
-              <w:t>国家医疗保障局办公室关于印发医保基金清算提质增效三年行动计划的通知</w:t>
+              <w:t>商务部等8部门关于大力发展数字消费共创数字时代美好生活的指导意见</w:t>
             </w:r>
           </w:p>
         </w:tc>
@@ -386,7 +386,7 @@
                 <w:color w:val="000000"/>
                 <w:sz w:val="24"/>
               </w:rPr>
-              <w:t>国家医保局办公室</w:t>
+              <w:t>商务部 国家发展改革委 工业和信息化部 自然资源部 交通运输部 文化和旅游部 市场监管总局 国家数据局</w:t>
             </w:r>
           </w:p>
         </w:tc>
@@ -415,7 +415,7 @@
                 <w:color w:val="000000"/>
                 <w:sz w:val="24"/>
               </w:rPr>
-              <w:t>2025-12-15</w:t>
+              <w:t>2025-09-24</w:t>
             </w:r>
           </w:p>
         </w:tc>
@@ -475,7 +475,7 @@
                 <w:color w:val="000000"/>
                 <w:sz w:val="24"/>
               </w:rPr>
-              <w:t>国家医疗保障局办公室关于进一步加强超量开药智能监管工作的通知</w:t>
+              <w:t>商务部等9部门关于加力推动城市一刻钟便民生活圈建设扩围升级的通知</w:t>
             </w:r>
           </w:p>
         </w:tc>
@@ -504,7 +504,7 @@
                 <w:color w:val="000000"/>
                 <w:sz w:val="24"/>
               </w:rPr>
-              <w:t>国家医保局办公室</w:t>
+              <w:t>商务部 民政部 人力资源社会保障部 自然资源部 住房城乡建设部 文化和旅游部 国家卫生健康委 市场监管总局 体育总局</w:t>
             </w:r>
           </w:p>
         </w:tc>
@@ -533,7 +533,7 @@
                 <w:color w:val="000000"/>
                 <w:sz w:val="24"/>
               </w:rPr>
-              <w:t>2025-11-04</w:t>
+              <w:t>2025-09-19</w:t>
             </w:r>
           </w:p>
         </w:tc>
@@ -593,7 +593,7 @@
                 <w:color w:val="000000"/>
                 <w:sz w:val="24"/>
               </w:rPr>
-              <w:t>国家卫生健康委 国家中医药局 国家疾控局 中国残联关于推进耳与听力健康工作的指导意见</w:t>
+              <w:t>国家卫生健康委办公厅关于印发药事管理等3个专业医疗质量控制指标（2025年版）的通知</w:t>
             </w:r>
           </w:p>
         </w:tc>
@@ -622,7 +622,7 @@
                 <w:color w:val="000000"/>
                 <w:sz w:val="24"/>
               </w:rPr>
-              <w:t>国务院政策文件库</w:t>
+              <w:t>国家卫生健康委办公厅</w:t>
             </w:r>
           </w:p>
         </w:tc>
@@ -651,7 +651,7 @@
                 <w:color w:val="000000"/>
                 <w:sz w:val="24"/>
               </w:rPr>
-              <w:t>2025-10-30</w:t>
+              <w:t>2025-09-09</w:t>
             </w:r>
           </w:p>
         </w:tc>
@@ -711,7 +711,7 @@
                 <w:color w:val="000000"/>
                 <w:sz w:val="24"/>
               </w:rPr>
-              <w:t>国家医保局关于印发《医疗保障按病种付费管理暂行办法》的通知　　医疗保障按病种付费管理暂行办法</w:t>
+              <w:t>国务院关于《中国（江苏）自由贸易试验区生物医药全产业链开放创新发展方案》的批复</w:t>
             </w:r>
           </w:p>
         </w:tc>
@@ -740,7 +740,7 @@
                 <w:color w:val="000000"/>
                 <w:sz w:val="24"/>
               </w:rPr>
-              <w:t>国务院政策文件库</w:t>
+              <w:t>国务院</w:t>
             </w:r>
           </w:p>
         </w:tc>
@@ -769,7 +769,7 @@
                 <w:color w:val="000000"/>
                 <w:sz w:val="24"/>
               </w:rPr>
-              <w:t>2025-10-20</w:t>
+              <w:t>2025-08-21</w:t>
             </w:r>
           </w:p>
         </w:tc>
@@ -829,7 +829,7 @@
                 <w:color w:val="000000"/>
                 <w:sz w:val="24"/>
               </w:rPr>
-              <w:t>国家医疗保障局办公室关于全面推进医保基金即时结算改革扩面提质的通知</w:t>
+              <w:t>国家医疗保障局关于印发《医疗保障按病种付费管理暂行办法》的通知</w:t>
             </w:r>
           </w:p>
         </w:tc>
@@ -858,7 +858,7 @@
                 <w:color w:val="000000"/>
                 <w:sz w:val="24"/>
               </w:rPr>
-              <w:t>国家医保局办公室</w:t>
+              <w:t>国家医保局</w:t>
             </w:r>
           </w:p>
         </w:tc>
@@ -887,7 +887,7 @@
                 <w:color w:val="000000"/>
                 <w:sz w:val="24"/>
               </w:rPr>
-              <w:t>2025-10-16</w:t>
+              <w:t>2025-08-16</w:t>
             </w:r>
           </w:p>
         </w:tc>
@@ -947,7 +947,7 @@
                 <w:color w:val="000000"/>
                 <w:sz w:val="24"/>
               </w:rPr>
-              <w:t>国家医保局办公室 国家中医药局综合司关于开展中医优势病种按病种付费试点工作的通知</w:t>
+              <w:t>关于印发《服务业经营主体贷款贴息政策实施方案》的通知</w:t>
             </w:r>
           </w:p>
         </w:tc>
@@ -976,7 +976,7 @@
                 <w:color w:val="000000"/>
                 <w:sz w:val="24"/>
               </w:rPr>
-              <w:t>国家医保局办公室 国家中医药局综合司</w:t>
+              <w:t>财政部 民政部 人力资源社会保障部 商务部 文化和旅游部 国家卫生健康委 中国人民银行 金融监管总局 体育总局</w:t>
             </w:r>
           </w:p>
         </w:tc>
@@ -1005,7 +1005,7 @@
                 <w:color w:val="000000"/>
                 <w:sz w:val="24"/>
               </w:rPr>
-              <w:t>2025-10-10</w:t>
+              <w:t>2025-08-12</w:t>
             </w:r>
           </w:p>
         </w:tc>
@@ -1065,7 +1065,7 @@
                 <w:color w:val="000000"/>
                 <w:sz w:val="24"/>
               </w:rPr>
-              <w:t>国家医疗保障局关于印发《国家长期护理保险服务项目目录（试行）》的通知</w:t>
+              <w:t>国家医疗保障局办公室关于印发《基本医保基金即时结算经办规程（试行）》的通知</w:t>
             </w:r>
           </w:p>
         </w:tc>
@@ -1094,7 +1094,7 @@
                 <w:color w:val="000000"/>
                 <w:sz w:val="24"/>
               </w:rPr>
-              <w:t>国家医保局</w:t>
+              <w:t>国家医保局办公室</w:t>
             </w:r>
           </w:p>
         </w:tc>
@@ -1123,7 +1123,7 @@
                 <w:color w:val="000000"/>
                 <w:sz w:val="24"/>
               </w:rPr>
-              <w:t>2025-09-25</w:t>
+              <w:t>2025-08-03</w:t>
             </w:r>
           </w:p>
         </w:tc>
@@ -1225,7 +1225,7 @@
           <w:color w:val="000000"/>
           <w:sz w:val="24"/>
         </w:rPr>
-        <w:t>2. 《国家医疗保障局办公室关于印发医保基金清算提质增效三年行动计划的通知》（发布机关：国家医保局办公室，发布日期：2025-12-15）</w:t>
+        <w:t>2. 《商务部等8部门关于大力发展数字消费共创数字时代美好生活的指导意见》（发布机关：商务部 国家发展改革委 工业和信息化部 自然资源部 交通运输部 文化和旅游部 市场监管总局 国家数据局，发布日期：2025-09-24）</w:t>
       </w:r>
     </w:p>
     <w:p>
@@ -1242,7 +1242,7 @@
           <w:color w:val="000000"/>
           <w:sz w:val="24"/>
         </w:rPr>
-        <w:t>文件主要内容与核心要点：国家医疗保障局办公室关于印发医保基金清算提质增效三年行动计划的通知</w:t>
+        <w:t>文件主要内容与核心要点：公共服务能力提升。加快生活服务数字化赋能，建设线上线下融合的一刻钟便民生活圈智慧服务平台，利用服务网点电子地图提升便民服务效能。发展“人工智能+医疗卫生”，提升诊疗效率，改善就医感受。 （三）创新数字内容</w:t>
       </w:r>
       <w:r>
         <w:rPr>
@@ -1263,7 +1263,7 @@
           <w:sz w:val="24"/>
           <w:u w:val="single"/>
         </w:rPr>
-        <w:t>https://www.gov.cn/zhengce/zhengceku/202512/content_7051326.htm</w:t>
+        <w:t>https://www.gov.cn/zhengce/zhengceku/202509/content_7042158.htm</w:t>
       </w:r>
       <w:r>
         <w:rPr>
@@ -1290,7 +1290,7 @@
           <w:color w:val="000000"/>
           <w:sz w:val="24"/>
         </w:rPr>
-        <w:t>3. 《国家医疗保障局办公室关于进一步加强超量开药智能监管工作的通知》（发布机关：国家医保局办公室，发布日期：2025-11-04）</w:t>
+        <w:t>3. 《商务部等9部门关于加力推动城市一刻钟便民生活圈建设扩围升级的通知》（发布机关：商务部 民政部 人力资源社会保障部 自然资源部 住房城乡建设部 文化和旅游部 国家卫生健康委 市场监管总局 体育总局，发布日期：2025-09-19）</w:t>
       </w:r>
     </w:p>
     <w:p>
@@ -1307,7 +1307,7 @@
           <w:color w:val="000000"/>
           <w:sz w:val="24"/>
         </w:rPr>
-        <w:t>文件主要内容与核心要点：国家医疗保障局办公室关于进一步加强超量开药智能监管工作的通知</w:t>
+        <w:t>文件主要内容与核心要点：，对老旧小区、产业园区、城乡结合部、县城社区，有针对性加大推进力度，加强政策、制度、管理、模式创新。推动便民生活圈与养老托育圈、购物服务圈、15分钟健身圈、娱乐文化圈、就业服务圈、健康医疗圈等相融。</w:t>
       </w:r>
       <w:r>
         <w:rPr>
@@ -1328,7 +1328,7 @@
           <w:sz w:val="24"/>
           <w:u w:val="single"/>
         </w:rPr>
-        <w:t>https://www.gov.cn/zhengce/zhengceku/202511/content_7047087.htm</w:t>
+        <w:t>https://www.gov.cn/zhengce/zhengceku/202509/content_7041331.htm</w:t>
       </w:r>
       <w:r>
         <w:rPr>
@@ -1355,7 +1355,7 @@
           <w:color w:val="000000"/>
           <w:sz w:val="24"/>
         </w:rPr>
-        <w:t>4. 《国家卫生健康委 国家中医药局 国家疾控局 中国残联关于推进耳与听力健康工作的指导意见》（发布机关：国务院政策文件库，发布日期：2025-10-30）</w:t>
+        <w:t>4. 《国家卫生健康委办公厅关于印发药事管理等3个专业医疗质量控制指标（2025年版）的通知》（发布机关：国家卫生健康委办公厅，发布日期：2025-09-09）</w:t>
       </w:r>
     </w:p>
     <w:p>
@@ -1372,7 +1372,7 @@
           <w:color w:val="000000"/>
           <w:sz w:val="24"/>
         </w:rPr>
-        <w:t>文件主要内容与核心要点：国家卫生健康委 国家中医药局 国家疾控局 中国残联关于推进耳与听力健康工作的指导意见</w:t>
+        <w:t>文件主要内容与核心要点：国家卫生健康委办公厅关于印发药事管理等3个专业医疗质量控制指标（2025年版）的通知</w:t>
       </w:r>
       <w:r>
         <w:rPr>
@@ -1393,7 +1393,7 @@
           <w:sz w:val="24"/>
           <w:u w:val="single"/>
         </w:rPr>
-        <w:t>https://www.gov.cn/gongbao/2025/issue_12366/202510/content_7046037.html</w:t>
+        <w:t>https://www.gov.cn/zhengce/zhengceku/202509/content_7039760.htm</w:t>
       </w:r>
       <w:r>
         <w:rPr>
@@ -1420,7 +1420,7 @@
           <w:color w:val="000000"/>
           <w:sz w:val="24"/>
         </w:rPr>
-        <w:t>5. 《国家医保局关于印发《医疗保障按病种付费管理暂行办法》的通知　　医疗保障按病种付费管理暂行办法》（发布机关：国务院政策文件库，发布日期：2025-10-20）</w:t>
+        <w:t>5. 《国务院关于《中国（江苏）自由贸易试验区生物医药全产业链开放创新发展方案》的批复》（发布机关：国务院，发布日期：2025-08-21）</w:t>
       </w:r>
     </w:p>
     <w:p>
@@ -1437,7 +1437,7 @@
           <w:color w:val="000000"/>
           <w:sz w:val="24"/>
         </w:rPr>
-        <w:t>文件主要内容与核心要点：国家医保局关于印发《医疗保障按病种付费管理暂行办法》的通知　　医疗保障按病种付费管理暂行办法</w:t>
+        <w:t>文件主要内容与核心要点：国务院关于《中国（江苏）自由贸易试验区生物医药全产业链开放创新发展方案》的批复</w:t>
       </w:r>
       <w:r>
         <w:rPr>
@@ -1458,7 +1458,7 @@
           <w:sz w:val="24"/>
           <w:u w:val="single"/>
         </w:rPr>
-        <w:t>https://www.gov.cn/gongbao/2025/issue_12346/202510/content_7044726.html</w:t>
+        <w:t>https://www.gov.cn/zhengce/zhengceku/202508/content_7037375.htm</w:t>
       </w:r>
       <w:r>
         <w:rPr>
@@ -1485,7 +1485,7 @@
           <w:color w:val="000000"/>
           <w:sz w:val="24"/>
         </w:rPr>
-        <w:t>6. 《国家医疗保障局办公室关于全面推进医保基金即时结算改革扩面提质的通知》（发布机关：国家医保局办公室，发布日期：2025-10-16）</w:t>
+        <w:t>6. 《国家医疗保障局关于印发《医疗保障按病种付费管理暂行办法》的通知》（发布机关：国家医保局，发布日期：2025-08-16）</w:t>
       </w:r>
     </w:p>
     <w:p>
@@ -1502,7 +1502,7 @@
           <w:color w:val="000000"/>
           <w:sz w:val="24"/>
         </w:rPr>
-        <w:t>文件主要内容与核心要点：国家医疗保障局办公室关于全面推进医保基金即时结算改革扩面提质的通知</w:t>
+        <w:t>文件主要内容与核心要点：国家医疗保障局关于印发《医疗保障按病种付费管理暂行办法》的通知</w:t>
       </w:r>
       <w:r>
         <w:rPr>
@@ -1523,7 +1523,7 @@
           <w:sz w:val="24"/>
           <w:u w:val="single"/>
         </w:rPr>
-        <w:t>https://www.gov.cn/zhengce/zhengceku/202510/content_7044680.htm</w:t>
+        <w:t>https://www.gov.cn/zhengce/zhengceku/202508/content_7036853.htm</w:t>
       </w:r>
       <w:r>
         <w:rPr>
@@ -1550,7 +1550,7 @@
           <w:color w:val="000000"/>
           <w:sz w:val="24"/>
         </w:rPr>
-        <w:t>7. 《国家医保局办公室 国家中医药局综合司关于开展中医优势病种按病种付费试点工作的通知》（发布机关：国家医保局办公室 国家中医药局综合司，发布日期：2025-10-10）</w:t>
+        <w:t>7. 《关于印发《服务业经营主体贷款贴息政策实施方案》的通知》（发布机关：财政部 民政部 人力资源社会保障部 商务部 文化和旅游部 国家卫生健康委 中国人民银行 金融监管总局 体育总局，发布日期：2025-08-12）</w:t>
       </w:r>
     </w:p>
     <w:p>
@@ -1567,7 +1567,7 @@
           <w:color w:val="000000"/>
           <w:sz w:val="24"/>
         </w:rPr>
-        <w:t>文件主要内容与核心要点：国家医保局办公室 国家中医药局综合司关于开展中医优势病种按病种付费试点工作的通知</w:t>
+        <w:t>文件主要内容与核心要点：、康养、研学等业态融合。 二、健康领域。支持医疗卫生服务，健康事务、健康环境管理与科研技术服务，健康促进服务，健康保障与金融服务，药品及其他健康产品流通服务，医药制造，医疗仪器设备及器械制造，健康</w:t>
       </w:r>
       <w:r>
         <w:rPr>
@@ -1588,7 +1588,7 @@
           <w:sz w:val="24"/>
           <w:u w:val="single"/>
         </w:rPr>
-        <w:t>https://www.gov.cn/zhengce/zhengceku/202510/content_7043780.htm</w:t>
+        <w:t>https://www.gov.cn/zhengce/zhengceku/202508/content_7036204.htm</w:t>
       </w:r>
       <w:r>
         <w:rPr>
@@ -1615,7 +1615,7 @@
           <w:color w:val="000000"/>
           <w:sz w:val="24"/>
         </w:rPr>
-        <w:t>8. 《国家医疗保障局关于印发《国家长期护理保险服务项目目录（试行）》的通知》（发布机关：国家医保局，发布日期：2025-09-25）</w:t>
+        <w:t>8. 《国家医疗保障局办公室关于印发《基本医保基金即时结算经办规程（试行）》的通知》（发布机关：国家医保局办公室，发布日期：2025-08-03）</w:t>
       </w:r>
     </w:p>
     <w:p>
@@ -1632,7 +1632,7 @@
           <w:color w:val="000000"/>
           <w:sz w:val="24"/>
         </w:rPr>
-        <w:t>文件主要内容与核心要点：国家医疗保障局关于印发《国家长期护理保险服务项目目录（试行）》的通知</w:t>
+        <w:t>文件主要内容与核心要点：国家医疗保障局办公室关于印发《基本医保基金即时结算经办规程（试行）》的通知</w:t>
       </w:r>
       <w:r>
         <w:rPr>
@@ -1653,7 +1653,7 @@
           <w:sz w:val="24"/>
           <w:u w:val="single"/>
         </w:rPr>
-        <w:t>https://www.gov.cn/zhengce/zhengceku/202509/content_7042325.htm</w:t>
+        <w:t>https://www.gov.cn/zhengce/zhengceku/202508/content_7035049.htm</w:t>
       </w:r>
       <w:r>
         <w:rPr>
